--- a/res/programmes/AWS-CloudOps-Engineer-33h.docx
+++ b/res/programmes/AWS-CloudOps-Engineer-33h.docx
@@ -212,7 +212,7 @@
         <w:pStyle w:val="ProgBody"/>
       </w:pPr>
       <w:r>
-        <w:t>This programme teaches participants to operate workloads on Amazon Web Services and prepares the AWS Certified CloudOps Engineer – Associate exam (SOA-C03). They monitor and tune workloads with CloudWatch, X-Ray and Compute Optimizer, automate remediation with EventBridge and Systems Manager, keep services available with Auto Scaling, load balancing, AWS Backup and disaster recovery strategies, deploy with CloudFormation and the AWS developer tools, run containers on ECS and EKS, enforce security and cost controls, and troubleshoot networks. Every chapter ends with a lab, exam practice closes the content, and the programme ends with a final project: a workload operated end to end by each team.</w:t>
+        <w:t>This programme teaches participants to operate workloads on Amazon Web Services and prepares the AWS Certified CloudOps Engineer – Associate exam (SOA-C03). They monitor and tune workloads with CloudWatch, X-Ray and Compute Optimizer, automate remediation with EventBridge and Systems Manager, keep services available with Auto Scaling, load balancing, AWS Backup and disaster recovery strategies, deploy with CloudFormation and the AWS developer tools, run containers on ECS and EKS, enforce security and cost controls, and troubleshoot networks. Almost every chapter ends with a lab, exam practice closes the content, and the programme ends with a final project: a workload operated end to end by each team.</w:t>
       </w:r>
     </w:p>
     <w:p>
@@ -724,7 +724,7 @@
               <w:pStyle w:val="ProgTableText"/>
             </w:pPr>
             <w:r>
-              <w:t>AWS Cloud Practitioner (course), or equivalent hands-on use of the core AWS services; Linux command line. Core services are not introduced again</w:t>
+              <w:t>Core AWS services (course: AWS Cloud Practitioner) and the Linux command line (course: Linux &amp; Bash Scripting), or equivalent. Core services are not taught again</w:t>
             </w:r>
           </w:p>
         </w:tc>
@@ -808,7 +808,7 @@
               <w:pStyle w:val="ProgTableText"/>
             </w:pPr>
             <w:r>
-              <w:t>One laptop per participant with the AWS CLI; one AWS sandbox account per team, provided by the organiser, with a budget alert; stacks deleted at the end of each lab to control cost</w:t>
+              <w:t>One laptop per participant with the AWS CLI; one AWS sandbox account per team, provided by the organiser, with a budget alert; stacks and recovery points deleted at the end of each lab to control cost</w:t>
             </w:r>
           </w:p>
         </w:tc>
@@ -1015,7 +1015,7 @@
               <w:pStyle w:val="ProgTableText"/>
             </w:pPr>
             <w:r>
-              <w:t>CloudWatch metrics, logs, Logs Insights, alarms, dashboards, X-Ray; performance optimisation with Compute Optimizer, EBS and RDS tuning</w:t>
+              <w:t>CloudWatch metrics and the CloudWatch agent, logs, Logs Insights, alarms, dashboards, X-Ray; performance optimisation with Compute Optimizer, EBS and RDS tuning</w:t>
             </w:r>
           </w:p>
         </w:tc>
@@ -1326,7 +1326,7 @@
               <w:pStyle w:val="ProgTableText"/>
             </w:pPr>
             <w:r>
-              <w:t>CloudFormation, StackSets, drift detection, CodeBuild, CodeDeploy, CodePipeline with a Git source, container workloads on ECS and EKS</w:t>
+              <w:t>CloudFormation, StackSets, drift detection, CodeBuild, CodeDeploy, CodePipeline with a Git source (GitHub through AWS CodeConnections, or CodeCommit), container workloads on ECS and EKS</w:t>
             </w:r>
           </w:p>
         </w:tc>
@@ -1381,7 +1381,7 @@
         <w:pStyle w:val="ProgIntro"/>
       </w:pPr>
       <w:r>
-        <w:t>Participants operate security and compliance controls with IAM, Organizations, Config rules, Security Hub and encryption, keep costs visible with Trusted Advisor, Cost Explorer and Budgets, troubleshoot connectivity with Flow Logs and Reachability Analyzer, then practise exam questions across the SOA-C03 domains. Validated lab: an unreachable instance diagnosed with Reachability Analyzer and fixed, and a non-compliant resource flagged by a Config rule.</w:t>
+        <w:t>Participants operate security and compliance controls with IAM, Organizations, Config rules, Security Hub CSPM and encryption, keep costs visible with Trusted Advisor, Cost Explorer and Budgets, troubleshoot connectivity with Flow Logs and Reachability Analyzer, then practise exam questions across the SOA-C03 domains. Validated lab: an unreachable instance diagnosed with Reachability Analyzer and fixed, and a non-compliant resource flagged by a Config rule.</w:t>
       </w:r>
     </w:p>
     <w:tbl>
@@ -1503,7 +1503,7 @@
               <w:pStyle w:val="ProgTableText"/>
             </w:pPr>
             <w:r>
-              <w:t>IAM operations, Organizations, Config rules, Security Hub, encryption, Trusted Advisor, Cost Explorer and Budgets</w:t>
+              <w:t>IAM operations, Organizations, Config rules, Security Hub CSPM, encryption, Trusted Advisor, Cost Explorer and Budgets</w:t>
             </w:r>
           </w:p>
         </w:tc>

--- a/res/programmes/AWS-CloudOps-Engineer-33h.docx
+++ b/res/programmes/AWS-CloudOps-Engineer-33h.docx
@@ -32,7 +32,13 @@
                     <pic:cNvPicPr/>
                   </pic:nvPicPr>
                   <pic:blipFill>
-                    <a:blip r:embed="rId12"/>
+                    <a:blip r:embed="rId12">
+                      <a:extLst>
+                        <a:ext uri="{96DAC541-7B7A-43D3-8B79-37D633B846F1}">
+                          <asvg:svgBlip xmlns:asvg="http://schemas.microsoft.com/office/drawing/2016/SVG/main" r:embed="rId13"/>
+                        </a:ext>
+                      </a:extLst>
+                    </a:blip>
                     <a:stretch>
                       <a:fillRect/>
                     </a:stretch>
@@ -132,7 +138,7 @@
             <w:r>
               <w:drawing>
                 <wp:inline xmlns:a="http://schemas.openxmlformats.org/drawingml/2006/main" xmlns:pic="http://schemas.openxmlformats.org/drawingml/2006/picture">
-                  <wp:extent cx="516649" cy="486000"/>
+                  <wp:extent cx="516563" cy="486000"/>
                   <wp:docPr id="901" name="Picture 901"/>
                   <wp:cNvGraphicFramePr>
                     <a:graphicFrameLocks noChangeAspect="1"/>
@@ -145,7 +151,13 @@
                           <pic:cNvPicPr/>
                         </pic:nvPicPr>
                         <pic:blipFill>
-                          <a:blip r:embed="rId13"/>
+                          <a:blip r:embed="rId14">
+                            <a:extLst>
+                              <a:ext uri="{96DAC541-7B7A-43D3-8B79-37D633B846F1}">
+                                <asvg:svgBlip xmlns:asvg="http://schemas.microsoft.com/office/drawing/2016/SVG/main" r:embed="rId15"/>
+                              </a:ext>
+                            </a:extLst>
+                          </a:blip>
                           <a:stretch>
                             <a:fillRect/>
                           </a:stretch>
@@ -153,7 +165,7 @@
                         <pic:spPr>
                           <a:xfrm>
                             <a:off x="0" y="0"/>
-                            <a:ext cx="516649" cy="486000"/>
+                            <a:ext cx="516563" cy="486000"/>
                           </a:xfrm>
                           <a:prstGeom prst="rect"/>
                         </pic:spPr>
@@ -2061,7 +2073,7 @@
     <w:r>
       <w:drawing>
         <wp:inline xmlns:a="http://schemas.openxmlformats.org/drawingml/2006/main" xmlns:pic="http://schemas.openxmlformats.org/drawingml/2006/picture">
-          <wp:extent cx="114811" cy="108000"/>
+          <wp:extent cx="114792" cy="108000"/>
           <wp:docPr id="1" name="Picture 1"/>
           <wp:cNvGraphicFramePr>
             <a:graphicFrameLocks noChangeAspect="1"/>
@@ -2074,7 +2086,13 @@
                   <pic:cNvPicPr/>
                 </pic:nvPicPr>
                 <pic:blipFill>
-                  <a:blip r:embed="rId1"/>
+                  <a:blip r:embed="rId1">
+                    <a:extLst>
+                      <a:ext uri="{96DAC541-7B7A-43D3-8B79-37D633B846F1}">
+                        <asvg:svgBlip xmlns:asvg="http://schemas.microsoft.com/office/drawing/2016/SVG/main" r:embed="rId2"/>
+                      </a:ext>
+                    </a:extLst>
+                  </a:blip>
                   <a:stretch>
                     <a:fillRect/>
                   </a:stretch>
@@ -2082,7 +2100,7 @@
                 <pic:spPr>
                   <a:xfrm>
                     <a:off x="0" y="0"/>
-                    <a:ext cx="114811" cy="108000"/>
+                    <a:ext cx="114792" cy="108000"/>
                   </a:xfrm>
                   <a:prstGeom prst="rect"/>
                 </pic:spPr>

--- a/res/programmes/AWS-CloudOps-Engineer-33h.docx
+++ b/res/programmes/AWS-CloudOps-Engineer-33h.docx
@@ -463,7 +463,7 @@
               <w:keepNext/>
             </w:pPr>
             <w:r>
-              <w:t>IAM operations, Config, Security Hub, cost controls, VPC troubleshooting, SOA-C03</w:t>
+              <w:t>IAM operations, Config, Security Hub CSPM, cost controls, VPC troubleshooting, SOA-C03</w:t>
             </w:r>
           </w:p>
         </w:tc>
